--- a/data/memos/kkr_kpec_decision_memo.docx
+++ b/data/memos/kkr_kpec_decision_memo.docx
@@ -23,7 +23,7 @@
         <w:br/>
       </w:r>
       <w:r>
-        <w:t>Date: 2026-07-18    Status: DRAFT — demo build; cells marked extracted-unverified pend independent verification.</w:t>
+        <w:t>Date: 2026-08-09    Status: DRAFT — demo build; cells marked extracted-unverified pend independent verification.</w:t>
       </w:r>
     </w:p>
     <w:p>
@@ -106,7 +106,7 @@
           </w:tcPr>
           <w:p>
             <w:r>
-              <w:t>1.2: PARTIAL: per-class Transactional NAV Total Returns table located (Classes D/I/S/U/R-D/R-I/R-U; newest class inceptions Feb 2025); values pending table read. 27 portfolio cos; $3,848.7M invested FY2025.</w:t>
+              <w:t>1.2: Transactional NAV Total Returns (FY2025 10-K, MD&amp;A table): Year ended 12/31/2025 - Class D 14.80% / I 16.81% / S 9.55% / U 15.78% / R-D 16.49% / R-I 16.79% / R-U 15.79%. Inception-to-date annualized at 12/31/2025 - I 12.</w:t>
             </w:r>
           </w:p>
         </w:tc>
@@ -134,7 +134,7 @@
               <w:br/>
               <w:t>2.3: PARTIAL: Expense Limitation Agreement capped Specified Expenses at 0.60% 'through and including June 30, 2025' - expiry is itself an evaluative datum. Current status pending read.</w:t>
               <w:br/>
-              <w:t>2.7: PARTIAL: an early repurchase fee EXISTS, calculated on Transactional NAV; rate pending targeted read of Repurchase Limitations section.</w:t>
+              <w:t>2.7: Early Repurchase Fee: 5.0% of the NAV of Investor Shares repurchased within 24 months of the original issue date. Fee inures to the Company (not the Manager). May be waived for death, qualifying disability or divorce; do</w:t>
             </w:r>
           </w:p>
         </w:tc>
@@ -157,6 +157,10 @@
           <w:p>
             <w:r>
               <w:t>3.1: Quarterly share repurchase plan: limited to 5.0% of aggregate NAV attributable to Investor Share classes per calendar quarter (measured on avg aggregate NAV of the immediately preceding quarter). Board discretion applies</w:t>
+              <w:br/>
+              <w:t>3.7: Plan-side demand profile (Form 5500 PY2024): 1,847 separated-with-balances = 36.1% of 5,120 accounts - the near-term liquidity tail; 3,281 active; zero retirees in pay status; 404(c) fully participant-directed.</w:t>
+              <w:br/>
+              <w:t>3.9: Verdict: CONDITIONAL. STRUCTURAL GAP: a participant-directed 404(c) menu assumes daily pricing and daily participant liquidity; this wrapper deals 4x/year. Direct DIA use requires a bridging structure — CIT sleeve, manag</w:t>
             </w:r>
           </w:p>
         </w:tc>
@@ -251,7 +255,7 @@
     </w:p>
     <w:p>
       <w:r>
-        <w:t>Every populated cell carries its source document, section, quote, extractor and verifier in data/evidence/. Current cell status for this product: extracted: 5, n/a: 10, partial: 3, pending: 36. Cells marked extracted-unverified or computed await independent verification; verified cells have been independently re-checked.</w:t>
+        <w:t>Every populated cell carries its source document, section, quote, extractor and verifier in data/evidence/. Current cell status for this product: computed: 2, extracted: 7, n/a: 8, partial: 1, pending: 36. Cells marked extracted-unverified or computed await independent verification; verified cells have been independently re-checked.</w:t>
       </w:r>
     </w:p>
     <w:p>

--- a/data/memos/kkr_kpec_decision_memo.docx
+++ b/data/memos/kkr_kpec_decision_memo.docx
@@ -106,7 +106,13 @@
           </w:tcPr>
           <w:p>
             <w:r>
+              <w:t xml:space="preserve">1.1: Annual NAV per share, Class I (Note 10. Financial Highlights): $25.88 at 12/31/2023 (issued at $25.47 from 9/1/2023 inception; period 8/1-12/31/2023), $28.94 at 12/31/2024, $33.61 at 12/31/2025. Net total return series, </w:t>
+              <w:br/>
               <w:t>1.2: Transactional NAV Total Returns (FY2025 10-K, MD&amp;A table): Year ended 12/31/2025 - Class D 14.80% / I 16.81% / S 9.55% / U 15.78% / R-D 16.49% / R-I 16.79% / R-U 15.79%. Inception-to-date annualized at 12/31/2025 - I 12.</w:t>
+              <w:br/>
+              <w:t>1.3: No 1940-Act-style gross/net fee table exists (non-'40-Act 10-K filer). Financial highlights print expense ratios to NAV before vs after Manager reimbursement/recoupment. FY2025 Class I: 0.32% operating expenses BEFORE ex</w:t>
+              <w:br/>
+              <w:t>1.4: No distributions ever declared or paid: Company did not declare or pay any distributions from inception (initial capitalization December 6, 2022) through December 31, 2025; financial-highlights footnote (9) likewise stat</w:t>
             </w:r>
           </w:p>
         </w:tc>
@@ -134,7 +140,7 @@
               <w:br/>
               <w:t>2.3: PARTIAL: Expense Limitation Agreement capped Specified Expenses at 0.60% 'through and including June 30, 2025' - expiry is itself an evaluative datum. Current status pending read.</w:t>
               <w:br/>
-              <w:t>2.7: Early Repurchase Fee: 5.0% of the NAV of Investor Shares repurchased within 24 months of the original issue date. Fee inures to the Company (not the Manager). May be waived for death, qualifying disability or divorce; do</w:t>
+              <w:t>2.4: PARTIAL: No 'Acquired Fund Fees and Expenses' line exists — K-PEC is a non-'40-Act 10-K filer with no 1940-Act-style fee table anywhere in the filing. Searched full stripped text of the 10-K (FY2025) and 10-Q (Q1 2026) f</w:t>
             </w:r>
           </w:p>
         </w:tc>
@@ -158,9 +164,11 @@
             <w:r>
               <w:t>3.1: Quarterly share repurchase plan: limited to 5.0% of aggregate NAV attributable to Investor Share classes per calendar quarter (measured on avg aggregate NAV of the immediately preceding quarter). Board discretion applies</w:t>
               <w:br/>
-              <w:t>3.7: Plan-side demand profile (Form 5500 PY2024): 1,847 separated-with-balances = 36.1% of 5,120 accounts - the near-term liquidity tail; 3,281 active; zero retirees in pay status; 404(c) fully participant-directed.</w:t>
+              <w:t xml:space="preserve">3.2: Quarterly repurchase offers under the share repurchase plan; all limits, prices and fees calculated on Transactional NAV. PRICING: repurchase price = NAV per share as of the last day of the immediately preceding quarter </w:t>
               <w:br/>
-              <w:t>3.9: Verdict: CONDITIONAL. STRUCTURAL GAP: a participant-directed 404(c) menu assumes daily pricing and daily participant liquidity; this wrapper deals 4x/year. Direct DIA use requires a bridging structure — CIT sleeve, manag</w:t>
+              <w:t xml:space="preserve">3.3: FY2025 plan repurchases by class (MD&amp;A - Share Repurchases): 247,476 Class R-I @ $31.84 avg; 576,591 Class R-U @ $30.97; 12,620 Class U @ $31.77; 12,369 Class I @ $32.64; 819 Class D @ $32.57; 20,516 Class R-D @ $32.57. </w:t>
+              <w:br/>
+              <w:t>3.4: As of 12/31/2025 ($ thousands): fair value hierarchy — portfolio companies Level I $23,278, Level II $0, Level III $8,980,760, NAV practical expedient $5,411 (portfolio companies total $9,009,449); money market funds (Le</w:t>
             </w:r>
           </w:p>
         </w:tc>
@@ -182,7 +190,13 @@
           </w:tcPr>
           <w:p>
             <w:r>
-              <w:t>4.5: Deloitte &amp; Touche LLP, San Francisco; auditor since 2022 (Big-4).</w:t>
+              <w:t>4.1: NAV frequency: monthly — 'The Manager determines the NAV of our Shares monthly' (Manager = KKR DAV Manager LLC). The Manager prepares valuations for each asset per valuation policies and procedures approved and regularly</w:t>
+              <w:br/>
+              <w:t>4.2: Fair value hierarchy at 12/31/2025 ($ thousands, Note 4): Portfolio companies - Level I $23,278 / Level II $0 / Level III $8,980,760 / NAV practical expedient $5,411 = $9,009,449 total; FX-forward unrealized appreciation</w:t>
+              <w:br/>
+              <w:t>4.3: Independent valuation involvement disclosed but NO firm is named anywhere in the 10-K or 10-Q: for assets without a reliable readily available market price, the Manager 'engages one or more independent valuation firms to</w:t>
+              <w:br/>
+              <w:t>4.4: Level III portfolio companies ($8,980,760k at 12/31/2025) are valued via a weighted combination of market comparables, discounted cash flow, and transaction price/other. Printed unobservable inputs at 12/31/2025 (weighte</w:t>
             </w:r>
           </w:p>
         </w:tc>
@@ -204,7 +218,13 @@
           </w:tcPr>
           <w:p>
             <w:r>
-              <w:t>No cells evaluated yet — pending extraction.</w:t>
+              <w:t>5.1: DOCUMENTED ABSENCE: the Company self-declares NO performance benchmark anywhere in the FY2025 10-K. Mechanical search of the stripped text: 'benchmark'/'benchmarking' = 10 hits, all either interest-rate benchmarks (2x Re</w:t>
+              <w:br/>
+              <w:t>5.3: Alt-index candidates evaluated: Cambridge Associates US PE (7/12, outranked - licensed data not held, wrapper mismatch also applies); listed proxies PSP (PRIMARY 9/12) / URTH (SECONDARY 8/12); PME construct (8/12, outran</w:t>
+              <w:br/>
+              <w:t>5.4: Peer cohort (lane C): nearest in-universe peers are hl_paf and stepstone_spm - evergreen PE FoFs, NOT conglomerates of controlled operating companies; scored 6/12 (below threshold) and rejected with that mismatch stated.</w:t>
+              <w:br/>
+              <w:t>5.5: PME inputs (computed): window 2023-09-01 to 2025-12-31 (Class I inception 2023-09-01 per 1.2); flows [-1, 1.3285] from printed ITD-annualized 12.94% (transactional NAV); index PSP adj-close daily-anchored. KS-PME 0.8964,</w:t>
             </w:r>
           </w:p>
         </w:tc>
@@ -226,6 +246,12 @@
           </w:tcPr>
           <w:p>
             <w:r>
+              <w:t>6.1: KKR Private Equity Conglomerate LLC ('K-PEC'), Delaware limited liability company formed December 6, 2022; governed by Sixth Amended and Restated LLC Agreement dated December 4, 2024; operates so it is NOT an 'investment</w:t>
+              <w:br/>
+              <w:t>6.2: Strategy: private equity conglomerate — acquire, own and control portfolio companies via Joint Ventures with KKR Vehicles (Company typically GP/co-GP; majority of JVs majority-own or primarily control portfolio companies</w:t>
+              <w:br/>
+              <w:t>6.3: Item 13 'Potential Conflicts of Interest' is extensive (KKR Group multi-role conflicts, allocation, Service Providers, fee offsets). Note 5 Related Party Transactions dollar amounts ($ thousands): gross Management Fees e</w:t>
+              <w:br/>
               <w:t>6.4: ISSUES SCHEDULE K-1s (partnership taxation): K-1 information provided ~75 days after calendar year-end, and may be delayed. Per dictionary 6.4, K-1s are near-disqualifying operationally in DC plans - participant-level re</w:t>
             </w:r>
           </w:p>
@@ -241,10 +267,259 @@
       </w:r>
     </w:p>
     <w:p>
+      <w:pPr>
+        <w:pStyle w:val="Heading2"/>
+      </w:pPr>
       <w:r>
-        <w:t>Engine profile pending for this product — extraction depth required before selection.</w:t>
+        <w:t>Primary: Listed private equity investable proxy (PSP) — score 9/12</w:t>
       </w:r>
     </w:p>
+    <w:p>
+      <w:r>
+        <w:t>Window 2023-09-01 to 2025-12-31: fund 12.94%/yr vs benchmark 18.36%/yr; KS-PME 0.8964; Direct Alpha -4.58%/yr. Disclosure: PME and alpha computed on appraisal-lagged NAVs are window-sensitive and can be smoothing-flattered; conclusions should be read with the methodology's window-sensitivity analysis.</w:t>
+      </w:r>
+    </w:p>
+    <w:p>
+      <w:pPr>
+        <w:pStyle w:val="ListBullet"/>
+      </w:pPr>
+      <w:r>
+        <w:t>strategy_match 2/3: listed GPs/holdcos - closest liquid proxy for a PE-conglomerate of controlled operating companies</w:t>
+      </w:r>
+    </w:p>
+    <w:p>
+      <w:pPr>
+        <w:pStyle w:val="ListBullet"/>
+      </w:pPr>
+      <w:r>
+        <w:t>risk_liquidity_match 1/3: daily-liquid proxy vs semi-liquid fund - vol/liquidity regimes differ</w:t>
+      </w:r>
+    </w:p>
+    <w:p>
+      <w:pPr>
+        <w:pStyle w:val="ListBullet"/>
+      </w:pPr>
+      <w:r>
+        <w:t>investability 2/2: investable, priced daily</w:t>
+      </w:r>
+    </w:p>
+    <w:p>
+      <w:pPr>
+        <w:pStyle w:val="ListBullet"/>
+      </w:pPr>
+      <w:r>
+        <w:t>data_quality 2/2: daily series</w:t>
+      </w:r>
+    </w:p>
+    <w:p>
+      <w:pPr>
+        <w:pStyle w:val="ListBullet"/>
+      </w:pPr>
+      <w:r>
+        <w:t>provider_independence 2/2: provider unaffiliated with the fund</w:t>
+      </w:r>
+    </w:p>
+    <w:p>
+      <w:pPr>
+        <w:pStyle w:val="Heading2"/>
+      </w:pPr>
+      <w:r>
+        <w:t>Secondary: MSCI World investable proxy (URTH) — score 8/12</w:t>
+      </w:r>
+    </w:p>
+    <w:p>
+      <w:r>
+        <w:t>Window 2023-09-01 to 2025-12-31: fund 12.94%/yr vs benchmark 20.12%/yr; KS-PME 0.8661; Direct Alpha -5.98%/yr. Disclosure: PME and alpha computed on appraisal-lagged NAVs are window-sensitive and can be smoothing-flattered; conclusions should be read with the methodology's window-sensitivity analysis.</w:t>
+      </w:r>
+    </w:p>
+    <w:p>
+      <w:pPr>
+        <w:pStyle w:val="ListBullet"/>
+      </w:pPr>
+      <w:r>
+        <w:t>strategy_match 1/3: public equities - liquidity/leverage profile differs materially from private controlled businesses</w:t>
+      </w:r>
+    </w:p>
+    <w:p>
+      <w:pPr>
+        <w:pStyle w:val="ListBullet"/>
+      </w:pPr>
+      <w:r>
+        <w:t>risk_liquidity_match 1/3: daily-liquid proxy vs semi-liquid fund - vol/liquidity regimes differ</w:t>
+      </w:r>
+    </w:p>
+    <w:p>
+      <w:pPr>
+        <w:pStyle w:val="ListBullet"/>
+      </w:pPr>
+      <w:r>
+        <w:t>investability 2/2: investable, priced daily</w:t>
+      </w:r>
+    </w:p>
+    <w:p>
+      <w:pPr>
+        <w:pStyle w:val="ListBullet"/>
+      </w:pPr>
+      <w:r>
+        <w:t>data_quality 2/2: daily series</w:t>
+      </w:r>
+    </w:p>
+    <w:p>
+      <w:pPr>
+        <w:pStyle w:val="ListBullet"/>
+      </w:pPr>
+      <w:r>
+        <w:t>provider_independence 2/2: provider unaffiliated with the fund</w:t>
+      </w:r>
+    </w:p>
+    <w:p>
+      <w:pPr>
+        <w:pStyle w:val="Heading2"/>
+      </w:pPr>
+      <w:r>
+        <w:t>Rejection log (candidates considered and not selected)</w:t>
+      </w:r>
+    </w:p>
+    <w:tbl>
+      <w:tblPr>
+        <w:tblStyle w:val="TableGrid"/>
+        <w:tblW w:type="auto" w:w="0"/>
+        <w:tblLook w:firstColumn="1" w:firstRow="1" w:lastColumn="0" w:lastRow="0" w:noHBand="0" w:noVBand="1" w:val="04A0"/>
+      </w:tblPr>
+      <w:tblGrid>
+        <w:gridCol w:w="3120"/>
+        <w:gridCol w:w="3120"/>
+        <w:gridCol w:w="3120"/>
+      </w:tblGrid>
+      <w:tr>
+        <w:tc>
+          <w:tcPr>
+            <w:tcW w:type="dxa" w:w="3456"/>
+          </w:tcPr>
+          <w:p>
+            <w:r>
+              <w:t>Candidate</w:t>
+            </w:r>
+          </w:p>
+        </w:tc>
+        <w:tc>
+          <w:tcPr>
+            <w:tcW w:type="dxa" w:w="1152"/>
+          </w:tcPr>
+          <w:p>
+            <w:r>
+              <w:t>Score</w:t>
+            </w:r>
+          </w:p>
+        </w:tc>
+        <w:tc>
+          <w:tcPr>
+            <w:tcW w:type="dxa" w:w="4752"/>
+          </w:tcPr>
+          <w:p>
+            <w:r>
+              <w:t>Reason</w:t>
+            </w:r>
+          </w:p>
+        </w:tc>
+      </w:tr>
+      <w:tr>
+        <w:tc>
+          <w:tcPr>
+            <w:tcW w:type="dxa" w:w="3456"/>
+          </w:tcPr>
+          <w:p>
+            <w:r>
+              <w:t>PME / Direct Alpha vs PSP</w:t>
+            </w:r>
+          </w:p>
+        </w:tc>
+        <w:tc>
+          <w:tcPr>
+            <w:tcW w:type="dxa" w:w="1152"/>
+          </w:tcPr>
+          <w:p>
+            <w:r>
+              <w:t>8/12</w:t>
+            </w:r>
+          </w:p>
+        </w:tc>
+        <w:tc>
+          <w:tcPr>
+            <w:tcW w:type="dxa" w:w="4752"/>
+          </w:tcPr>
+          <w:p>
+            <w:r>
+              <w:t>outranked: score 8/12 vs primary 9/12 and secondary 8/12 - only two slots; retained in log as viable alternate</w:t>
+            </w:r>
+          </w:p>
+        </w:tc>
+      </w:tr>
+      <w:tr>
+        <w:tc>
+          <w:tcPr>
+            <w:tcW w:type="dxa" w:w="3456"/>
+          </w:tcPr>
+          <w:p>
+            <w:r>
+              <w:t>Cambridge Associates US PE benchmark</w:t>
+            </w:r>
+          </w:p>
+        </w:tc>
+        <w:tc>
+          <w:tcPr>
+            <w:tcW w:type="dxa" w:w="1152"/>
+          </w:tcPr>
+          <w:p>
+            <w:r>
+              <w:t>7/12</w:t>
+            </w:r>
+          </w:p>
+        </w:tc>
+        <w:tc>
+          <w:tcPr>
+            <w:tcW w:type="dxa" w:w="4752"/>
+          </w:tcPr>
+          <w:p>
+            <w:r>
+              <w:t>outranked: score 7/12 vs primary 9/12 and secondary 8/12 - only two slots; retained in log as viable alternate</w:t>
+            </w:r>
+          </w:p>
+        </w:tc>
+      </w:tr>
+      <w:tr>
+        <w:tc>
+          <w:tcPr>
+            <w:tcW w:type="dxa" w:w="3456"/>
+          </w:tcPr>
+          <w:p>
+            <w:r>
+              <w:t>Peer cohort: evergreen PE funds in universe</w:t>
+            </w:r>
+          </w:p>
+        </w:tc>
+        <w:tc>
+          <w:tcPr>
+            <w:tcW w:type="dxa" w:w="1152"/>
+          </w:tcPr>
+          <w:p>
+            <w:r>
+              <w:t>6/12</w:t>
+            </w:r>
+          </w:p>
+        </w:tc>
+        <w:tc>
+          <w:tcPr>
+            <w:tcW w:type="dxa" w:w="4752"/>
+          </w:tcPr>
+          <w:p>
+            <w:r>
+              <w:t>score 6/12 below primary threshold 7</w:t>
+            </w:r>
+          </w:p>
+        </w:tc>
+      </w:tr>
+    </w:tbl>
     <w:p>
       <w:pPr>
         <w:pStyle w:val="Heading1"/>
@@ -255,7 +530,7 @@
     </w:p>
     <w:p>
       <w:r>
-        <w:t>Every populated cell carries its source document, section, quote, extractor and verifier in data/evidence/. Current cell status for this product: computed: 2, extracted: 7, n/a: 8, partial: 1, pending: 36. Cells marked extracted-unverified or computed await independent verification; verified cells have been independently re-checked.</w:t>
+        <w:t>Every populated cell carries its source document, section, quote, extractor and verifier in data/evidence/. Current cell status for this product: computed: 7, extracted: 26, fetched: 1, n/a: 17, partial: 3. Cells marked extracted-unverified or computed await independent verification; verified cells have been independently re-checked.</w:t>
       </w:r>
     </w:p>
     <w:p>

--- a/data/memos/kkr_kpec_decision_memo.docx
+++ b/data/memos/kkr_kpec_decision_memo.docx
@@ -23,7 +23,7 @@
         <w:br/>
       </w:r>
       <w:r>
-        <w:t>Date: 2026-08-09    Status: DRAFT — demo build; cells marked extracted-unverified pend independent verification.</w:t>
+        <w:t>Date: 2026-08-15    Status: DRAFT — demo build; cells marked extracted-unverified pend independent verification.</w:t>
       </w:r>
     </w:p>
     <w:p>

--- a/data/memos/kkr_kpec_decision_memo.docx
+++ b/data/memos/kkr_kpec_decision_memo.docx
@@ -525,12 +525,75 @@
         <w:pStyle w:val="Heading1"/>
       </w:pPr>
       <w:r>
+        <w:t>Peer cohort placement</w:t>
+      </w:r>
+    </w:p>
+    <w:p>
+      <w:r>
+        <w:t>Evidence depth tier: FULL. Cohort: Evergreen private equity ('40-Act funds + '34-Act conglomerate) (n=5). Membership rationale: '34-Act conglomerate of controlled PE businesses - joins under the authorized fallback (its Reg D twins have no public filings); cross-wrapper caveats carried by the cohort caveat block.</w:t>
+      </w:r>
+    </w:p>
+    <w:p>
+      <w:r>
+        <w:t>Cohort placement (evergreen_pe, R4 phrasing): mgmt fee: 30th percentile of cohort (n=5), below the median of 1.4 | expense ratio (bases differ - see notes): 50th percentile of cohort (n=5), at the median of 3.19 | repurchase cap: 12th percentile of cohort (n=4), at the median of 5. Stats + caveats in the cohort artifact; the prior universe-of-6 percentile is superseded by cohort placement.</w:t>
+      </w:r>
+    </w:p>
+    <w:p>
+      <w:pPr>
+        <w:pStyle w:val="ListBullet"/>
+      </w:pPr>
+      <w:r>
+        <w:t>Caveat: PRICING-BASIS MIX: some members transact at NAV, others at exchange market price - return comparisons mix appraisal dynamics with premium/discount dynamics; composites across this line are refused, not averaged. [amg_pantheon: NAV; ares_pmf: NAV; hl_paf: NAV; kkr_kpec: transactional NAV; stepstone_spm: NAV]</w:t>
+      </w:r>
+    </w:p>
+    <w:p>
+      <w:pPr>
+        <w:pStyle w:val="ListBullet"/>
+      </w:pPr>
+      <w:r>
+        <w:t>Caveat: LEVERAGE-REGIME MIX: BDC 150% coverage and non-1940-Act wrappers allow materially more leverage than 1940-Act funds - fee bases and return volatility are not like-for-like. [amg_pantheon: 1940-Act asset-coverage limits; ares_pmf: 1940-Act asset-coverage limits; hl_paf: 1940-Act asset-coverage limits; kkr_kpec: no 1940-Act leverage limits (34-Act conglomerate); stepstone_spm: 1940-Act asset-coverage limits]</w:t>
+      </w:r>
+    </w:p>
+    <w:p>
+      <w:pPr>
+        <w:pStyle w:val="ListBullet"/>
+      </w:pPr>
+      <w:r>
+        <w:t>Caveat: LIQUIDITY-LAW MIX: Rule 23c-3 obligations, discretionary tenders, and repurchase plans give different worst-case exit rights; cadence numbers alone overstate comparability. [amg_pantheon: board-DISCRETIONARY tender offers (nothing compels the next one); ares_pmf: board-DISCRETIONARY tender offers (nothing compels the next one); hl_paf: board-DISCRETIONARY tender offers (nothing compels the next one); kkr_kpec: board-discretionary share repurchases; stepstone_spm: board-DISCRETIONARY tender offers (nothing compels the next one)]</w:t>
+      </w:r>
+    </w:p>
+    <w:p>
+      <w:pPr>
+        <w:pStyle w:val="ListBullet"/>
+      </w:pPr>
+      <w:r>
+        <w:t>Caveat: NAV-CADENCE MIX: daily, monthly, and quarterly NAV processes embed different appraisal smoothing; volatility and drawdown comparisons inherit that difference (see de-smoothing lab). [amg_pantheon: daily-to-monthly NAV; ares_pmf: daily-to-monthly NAV; hl_paf: daily-to-monthly NAV; kkr_kpec: monthly transactional NAV; stepstone_spm: daily-to-monthly NAV]</w:t>
+      </w:r>
+    </w:p>
+    <w:p>
+      <w:pPr>
+        <w:pStyle w:val="ListBullet"/>
+      </w:pPr>
+      <w:r>
+        <w:t>Caveat: kkr_kpec joins under the authorized fallback: its structural twins are Reg D vehicles with no public filings (data/roster_decisions.md - 'The kkr_kpec ruling'). Cross-wrapper caveats apply.</w:t>
+      </w:r>
+    </w:p>
+    <w:p>
+      <w:r>
+        <w:t>Cohort exclusion log: every candidate considered and not admitted is recorded with its reason in data/roster_decisions.md (rendered on the site's Cohorts view). Membership is an argued judgment, not a tag.</w:t>
+      </w:r>
+    </w:p>
+    <w:p>
+      <w:pPr>
+        <w:pStyle w:val="Heading1"/>
+      </w:pPr>
+      <w:r>
         <w:t>Provenance</w:t>
       </w:r>
     </w:p>
     <w:p>
       <w:r>
-        <w:t>Every populated cell carries its source document, section, quote, extractor and verifier in data/evidence/. Current cell status for this product: computed: 7, extracted: 26, fetched: 1, n/a: 17, partial: 3. Cells marked extracted-unverified or computed await independent verification; verified cells have been independently re-checked.</w:t>
+        <w:t>Every populated cell carries its source document, section, quote, extractor and verifier in data/evidence/. Current cell status for this product: computed: 8, extracted: 26, fetched: 1, n/a: 16, partial: 3. Cells marked extracted-unverified or computed await independent verification; verified cells have been independently re-checked.</w:t>
       </w:r>
     </w:p>
     <w:p>

--- a/data/memos/kkr_kpec_decision_memo.docx
+++ b/data/memos/kkr_kpec_decision_memo.docx
@@ -23,7 +23,7 @@
         <w:br/>
       </w:r>
       <w:r>
-        <w:t>Date: 2026-08-15    Status: DRAFT — demo build; cells marked extracted-unverified pend independent verification.</w:t>
+        <w:t>Date: 2026-08-25    Status: DRAFT — demo build; cells marked extracted-unverified pend independent verification.</w:t>
       </w:r>
     </w:p>
     <w:p>
@@ -593,7 +593,7 @@
     </w:p>
     <w:p>
       <w:r>
-        <w:t>Every populated cell carries its source document, section, quote, extractor and verifier in data/evidence/. Current cell status for this product: computed: 8, extracted: 26, fetched: 1, n/a: 16, partial: 3. Cells marked extracted-unverified or computed await independent verification; verified cells have been independently re-checked.</w:t>
+        <w:t>Every populated cell carries its source document, section, quote, extractor and verifier in data/evidence/. Current cell status for this product: computed: 8, extracted: 26, fetched: 1, n/a: 16, partial: 3. Cells marked extracted-unverified or computed await independent verification; verified cells have been independently re-checked. Cells marked structured come directly from machine-readable regulatory data (N-CEN structured datasets, XBRL company facts) with the source dataset cited; no model judgment is involved.</w:t>
       </w:r>
     </w:p>
     <w:p>

--- a/data/memos/kkr_kpec_decision_memo.docx
+++ b/data/memos/kkr_kpec_decision_memo.docx
@@ -23,7 +23,7 @@
         <w:br/>
       </w:r>
       <w:r>
-        <w:t>Date: 2026-08-25    Status: DRAFT — demo build; cells marked extracted-unverified pend independent verification.</w:t>
+        <w:t>Date: 2026-09-04    Status: DRAFT — demo build; cells marked extracted-unverified pend independent verification.</w:t>
       </w:r>
     </w:p>
     <w:p>

--- a/data/memos/kkr_kpec_decision_memo.docx
+++ b/data/memos/kkr_kpec_decision_memo.docx
@@ -222,7 +222,7 @@
               <w:br/>
               <w:t>5.3: Alt-index candidates evaluated: Cambridge Associates US PE (7/12, outranked - licensed data not held, wrapper mismatch also applies); listed proxies PSP (PRIMARY 9/12) / URTH (SECONDARY 8/12); PME construct (8/12, outran</w:t>
               <w:br/>
-              <w:t>5.4: Peer cohort (lane C): nearest in-universe peers are hl_paf and stepstone_spm - evergreen PE FoFs, NOT conglomerates of controlled operating companies; scored 6/12 (below threshold) and rejected with that mismatch stated.</w:t>
+              <w:t>5.4: Peer cohort evergreen_pe (n=5: hl_paf, stepstone_spm, kkr_kpec, ares_pmf, amg_pantheon). Equal-weight annual composite on printed fiscal-year returns for years with 2 or more reporting members: 2022 (n=3), 2023 (n=5), 20</w:t>
               <w:br/>
               <w:t>5.5: PME inputs (computed): window 2023-09-01 to 2025-12-31 (Class I inception 2023-09-01 per 1.2); flows [-1, 1.3285] from printed ITD-annualized 12.94% (transactional NAV); index PSP adj-close daily-anchored. KS-PME 0.8964,</w:t>
             </w:r>

--- a/data/memos/kkr_kpec_decision_memo.docx
+++ b/data/memos/kkr_kpec_decision_memo.docx
@@ -535,7 +535,7 @@
     </w:p>
     <w:p>
       <w:r>
-        <w:t>Cohort placement (evergreen_pe, R4 phrasing): mgmt fee: 30th percentile of cohort (n=5), below the median of 1.4 | expense ratio (bases differ - see notes): 50th percentile of cohort (n=5), at the median of 3.19 | repurchase cap: 12th percentile of cohort (n=4), at the median of 5. Stats + caveats in the cohort artifact; the prior universe-of-6 percentile is superseded by cohort placement.</w:t>
+        <w:t>Cohort placement (evergreen_pe, R4 phrasing): mgmt fee: 30th percentile of cohort (n=5), below the median of 1.4 | expense ratio (bases differ, see notes): 50th percentile of cohort (n=5), at the median of 3.19 | repurchase cap: 50th percentile of cohort (n=4), at the median of 5. Stats and per-member values in data/cohorts/evergreen_pe.json, membership rationales in data/facts.</w:t>
       </w:r>
     </w:p>
     <w:p>

--- a/data/memos/kkr_kpec_decision_memo.docx
+++ b/data/memos/kkr_kpec_decision_memo.docx
@@ -7,7 +7,7 @@
         <w:pStyle w:val="Title"/>
       </w:pPr>
       <w:r>
-        <w:t>Designated Investment Alternative Evaluation — Decision Memo</w:t>
+        <w:t>Designated Investment Alternative Evaluation: Decision Memo</w:t>
       </w:r>
     </w:p>
     <w:p>
@@ -23,7 +23,7 @@
         <w:br/>
       </w:r>
       <w:r>
-        <w:t>Date: 2026-09-04    Status: DRAFT — demo build; cells marked extracted-unverified pend independent verification.</w:t>
+        <w:t>Date: 2026-09-04    Status: DRAFT (demo build). Cells marked extracted-unverified pend independent verification.</w:t>
       </w:r>
     </w:p>
     <w:p>
@@ -41,12 +41,12 @@
     </w:p>
     <w:p>
       <w:r>
-        <w:t>This memo documents an evaluation of the product below as a potential designated investment alternative (DIA) for the plan, structured on the six factors of the proposed rule: performance, fees and expenses, liquidity, valuation, performance benchmarks, and complexity. The proposed safe harbor attaches to a documented, objective, thorough and analytical process; this memo and its underlying evidence files constitute that record.</w:t>
+        <w:t>This memo documents an evaluation of the product below as a potential designated investment alternative (DIA) for the plan, structured on the six factors of the proposed rule: performance, fees and expenses, liquidity, valuation, performance benchmarks, and complexity. The proposed safe harbor attaches to a documented, objective, thorough and analytical process. This memo and its underlying evidence files constitute that record.</w:t>
       </w:r>
     </w:p>
     <w:p>
       <w:r>
-        <w:t>On benchmarks, the proposal requires comparison against a meaningful benchmark and acknowledges that no single benchmark is meaningful for every DIA; where none exists, the history of a similar type of investment may serve. The benchmark section below therefore documents the selection AND the rejections: every candidate considered, its score, and the true reason it was or was not chosen. Note: the pleading standard for benchmark-based claims is before the Supreme Court in Anderson v. Intel (argument expected October Term 2026); this memo's approach is designed to be defensible under either outcome.</w:t>
+        <w:t>On benchmarks, the proposal requires comparison against a meaningful benchmark and acknowledges that no single benchmark is meaningful for every DIA. Where none exists, the history of a similar type of investment may serve. The benchmark section below therefore documents the selection AND the rejections: every candidate considered, its score, and the true reason it was or was not chosen. Note: the pleading standard for benchmark-based claims is before the Supreme Court in Anderson v. Intel (argument expected October Term 2026). This memo's approach is designed to be defensible under either outcome.</w:t>
       </w:r>
     </w:p>
     <w:p>
@@ -96,7 +96,7 @@
           </w:tcPr>
           <w:p>
             <w:r>
-              <w:t>1 — Performance</w:t>
+              <w:t>1. Performance</w:t>
             </w:r>
           </w:p>
         </w:tc>
@@ -124,7 +124,7 @@
           </w:tcPr>
           <w:p>
             <w:r>
-              <w:t>2 — Fees</w:t>
+              <w:t>2. Fees</w:t>
             </w:r>
           </w:p>
         </w:tc>
@@ -152,7 +152,7 @@
           </w:tcPr>
           <w:p>
             <w:r>
-              <w:t>3 — Liquidity</w:t>
+              <w:t>3. Liquidity</w:t>
             </w:r>
           </w:p>
         </w:tc>
@@ -180,7 +180,7 @@
           </w:tcPr>
           <w:p>
             <w:r>
-              <w:t>4 — Valuation</w:t>
+              <w:t>4. Valuation</w:t>
             </w:r>
           </w:p>
         </w:tc>
@@ -208,7 +208,7 @@
           </w:tcPr>
           <w:p>
             <w:r>
-              <w:t>5 — Performance Benchmarks</w:t>
+              <w:t>5. Performance Benchmarks</w:t>
             </w:r>
           </w:p>
         </w:tc>
@@ -236,7 +236,7 @@
           </w:tcPr>
           <w:p>
             <w:r>
-              <w:t>6 — Complexity</w:t>
+              <w:t>6. Complexity</w:t>
             </w:r>
           </w:p>
         </w:tc>
@@ -271,12 +271,12 @@
         <w:pStyle w:val="Heading2"/>
       </w:pPr>
       <w:r>
-        <w:t>Primary: Listed private equity investable proxy (PSP) — score 9/12</w:t>
+        <w:t>Primary: Listed private equity investable proxy (PSP) (score 9/12)</w:t>
       </w:r>
     </w:p>
     <w:p>
       <w:r>
-        <w:t>Window 2023-09-01 to 2025-12-31: fund 12.94%/yr vs benchmark 18.36%/yr; KS-PME 0.8964; Direct Alpha -4.58%/yr. Disclosure: PME and alpha computed on appraisal-lagged NAVs are window-sensitive and can be smoothing-flattered; conclusions should be read with the methodology's window-sensitivity analysis.</w:t>
+        <w:t>Window 2023-09-01 to 2025-12-31: fund 12.94%/yr vs benchmark 18.36%/yr, KS-PME 0.8964, Direct Alpha -4.58%/yr. Disclosure: PME and alpha computed on appraisal-lagged NAVs are window-sensitive and can be smoothing-flattered. Conclusions should be read with the methodology's window-sensitivity analysis.</w:t>
       </w:r>
     </w:p>
     <w:p>
@@ -324,12 +324,12 @@
         <w:pStyle w:val="Heading2"/>
       </w:pPr>
       <w:r>
-        <w:t>Secondary: MSCI World investable proxy (URTH) — score 8/12</w:t>
+        <w:t>Secondary: MSCI World investable proxy (URTH) (score 8/12)</w:t>
       </w:r>
     </w:p>
     <w:p>
       <w:r>
-        <w:t>Window 2023-09-01 to 2025-12-31: fund 12.94%/yr vs benchmark 20.12%/yr; KS-PME 0.8661; Direct Alpha -5.98%/yr. Disclosure: PME and alpha computed on appraisal-lagged NAVs are window-sensitive and can be smoothing-flattered; conclusions should be read with the methodology's window-sensitivity analysis.</w:t>
+        <w:t>Window 2023-09-01 to 2025-12-31: fund 12.94%/yr vs benchmark 20.12%/yr, KS-PME 0.8661, Direct Alpha -5.98%/yr. Disclosure: PME and alpha computed on appraisal-lagged NAVs are window-sensitive and can be smoothing-flattered. Conclusions should be read with the methodology's window-sensitivity analysis.</w:t>
       </w:r>
     </w:p>
     <w:p>
@@ -450,7 +450,7 @@
           </w:tcPr>
           <w:p>
             <w:r>
-              <w:t>outranked: score 8/12 vs primary 9/12 and secondary 8/12 - only two slots; retained in log as viable alternate</w:t>
+              <w:t>outranked: score 8/12 vs primary 9/12 and secondary 8/12 (only two slots). Retained in log as viable alternate</w:t>
             </w:r>
           </w:p>
         </w:tc>
@@ -482,7 +482,7 @@
           </w:tcPr>
           <w:p>
             <w:r>
-              <w:t>outranked: score 7/12 vs primary 9/12 and secondary 8/12 - only two slots; retained in log as viable alternate</w:t>
+              <w:t>outranked: score 7/12 vs primary 9/12 and secondary 8/12 (only two slots). Retained in log as viable alternate</w:t>
             </w:r>
           </w:p>
         </w:tc>
@@ -530,7 +530,7 @@
     </w:p>
     <w:p>
       <w:r>
-        <w:t>Evidence depth tier: FULL. Cohort: Evergreen private equity ('40-Act funds + '34-Act conglomerate) (n=5). Membership rationale: '34-Act conglomerate of controlled PE businesses - joins under the authorized fallback (its Reg D twins have no public filings); cross-wrapper caveats carried by the cohort caveat block.</w:t>
+        <w:t>Evidence depth tier: FULL. Cohort: Evergreen private equity ('40-Act funds + '34-Act conglomerate) (n=5). Membership rationale: '34-Act conglomerate of controlled PE businesses. Joins under the authorized fallback (its Reg D twins have no public filings). Cross-wrapper caveats carried by the cohort caveat block.</w:t>
       </w:r>
     </w:p>
     <w:p>
@@ -593,7 +593,7 @@
     </w:p>
     <w:p>
       <w:r>
-        <w:t>Every populated cell carries its source document, section, quote, extractor and verifier in data/evidence/. Current cell status for this product: computed: 8, extracted: 26, fetched: 1, n/a: 16, partial: 3. Cells marked extracted-unverified or computed await independent verification; verified cells have been independently re-checked. Cells marked structured come directly from machine-readable regulatory data (N-CEN structured datasets, XBRL company facts) with the source dataset cited; no model judgment is involved.</w:t>
+        <w:t>Every populated cell carries its source document, section, quote, extractor and verifier in data/evidence/. Current cell status for this product: computed: 8, extracted: 26, fetched: 1, n/a: 16, partial: 3. Cells marked extracted-unverified or computed await independent verification. Verified cells have been independently re-checked. Cells marked structured come directly from machine-readable regulatory data (N-CEN structured datasets, XBRL company facts) with the source dataset cited. No model judgment is involved.</w:t>
       </w:r>
     </w:p>
     <w:p>

--- a/data/memos/kkr_kpec_decision_memo.docx
+++ b/data/memos/kkr_kpec_decision_memo.docx
@@ -280,6 +280,11 @@
       </w:r>
     </w:p>
     <w:p>
+      <w:r>
+        <w:t>Two-point comparison: one contribution at the window start and one valuation at the end. Direct Alpha is the annualized form of the same two flows.</w:t>
+      </w:r>
+    </w:p>
+    <w:p>
       <w:pPr>
         <w:pStyle w:val="ListBullet"/>
       </w:pPr>
@@ -330,6 +335,11 @@
     <w:p>
       <w:r>
         <w:t>Window 2023-09-01 to 2025-12-31: fund 12.94%/yr vs benchmark 20.12%/yr, KS-PME 0.8661, Direct Alpha -5.98%/yr. Disclosure: PME and alpha computed on appraisal-lagged NAVs are window-sensitive and can be smoothing-flattered. Conclusions should be read with the methodology's window-sensitivity analysis.</w:t>
+      </w:r>
+    </w:p>
+    <w:p>
+      <w:r>
+        <w:t>Two-point comparison: one contribution at the window start and one valuation at the end. Direct Alpha is the annualized form of the same two flows.</w:t>
       </w:r>
     </w:p>
     <w:p>

--- a/data/memos/kkr_kpec_decision_memo.docx
+++ b/data/memos/kkr_kpec_decision_memo.docx
@@ -289,7 +289,7 @@
         <w:pStyle w:val="ListBullet"/>
       </w:pPr>
       <w:r>
-        <w:t>strategy_match 2/3: listed GPs/holdcos - closest liquid proxy for a PE-conglomerate of controlled operating companies</w:t>
+        <w:t>strategy_match 2/3: the public-market version of the asset class (listed private equity for pe conglomerate)</w:t>
       </w:r>
     </w:p>
     <w:p>
@@ -297,7 +297,7 @@
         <w:pStyle w:val="ListBullet"/>
       </w:pPr>
       <w:r>
-        <w:t>risk_liquidity_match 1/3: daily-liquid proxy vs semi-liquid fund - vol/liquidity regimes differ</w:t>
+        <w:t>risk_liquidity_match 1/3: daily-liquid market proxy vs a semi-liquid NAV fund, vol and liquidity regimes differ</w:t>
       </w:r>
     </w:p>
     <w:p>
@@ -305,7 +305,7 @@
         <w:pStyle w:val="ListBullet"/>
       </w:pPr>
       <w:r>
-        <w:t>investability 2/2: investable, priced daily</w:t>
+        <w:t>investability 2/2: computable on held data (daily series)</w:t>
       </w:r>
     </w:p>
     <w:p>
@@ -313,7 +313,7 @@
         <w:pStyle w:val="ListBullet"/>
       </w:pPr>
       <w:r>
-        <w:t>data_quality 2/2: daily series</w:t>
+        <w:t>data_quality 2/2: daily series held</w:t>
       </w:r>
     </w:p>
     <w:p>
@@ -321,7 +321,7 @@
         <w:pStyle w:val="ListBullet"/>
       </w:pPr>
       <w:r>
-        <w:t>provider_independence 2/2: provider unaffiliated with the fund</w:t>
+        <w:t>provider_independence 2/2: provider unaffiliated with the fund (Invesco / Red Rocks)</w:t>
       </w:r>
     </w:p>
     <w:p>
@@ -329,12 +329,12 @@
         <w:pStyle w:val="Heading2"/>
       </w:pPr>
       <w:r>
-        <w:t>Secondary: MSCI World investable proxy (URTH) (score 8/12)</w:t>
+        <w:t>Secondary: Peer cohort composite: evergreen_pe without kkr_kpec (amg_pantheon, ares_pmf, hl_paf, stepstone_spm) (score 8/12)</w:t>
       </w:r>
     </w:p>
     <w:p>
       <w:r>
-        <w:t>Window 2023-09-01 to 2025-12-31: fund 12.94%/yr vs benchmark 20.12%/yr, KS-PME 0.8661, Direct Alpha -5.98%/yr. Disclosure: PME and alpha computed on appraisal-lagged NAVs are window-sensitive and can be smoothing-flattered. Conclusions should be read with the methodology's window-sensitivity analysis.</w:t>
+        <w:t>Window FY2024 to FY2025 (2 overlapping fiscal year(s) of 5 composite years): fund 13.95%/yr vs benchmark 13.61%/yr, KS-PME 1.0059, Direct Alpha 0.29%/yr. Disclosure: PME and alpha computed on appraisal-lagged NAVs are window-sensitive and can be smoothing-flattered. Conclusions should be read with the methodology's window-sensitivity analysis.</w:t>
       </w:r>
     </w:p>
     <w:p>
@@ -347,7 +347,7 @@
         <w:pStyle w:val="ListBullet"/>
       </w:pPr>
       <w:r>
-        <w:t>strategy_match 1/3: public equities - liquidity/leverage profile differs materially from private controlled businesses</w:t>
+        <w:t>strategy_match 2/3: same asset class, different sub-strategy (evergreen pe vs pe conglomerate)</w:t>
       </w:r>
     </w:p>
     <w:p>
@@ -355,7 +355,7 @@
         <w:pStyle w:val="ListBullet"/>
       </w:pPr>
       <w:r>
-        <w:t>risk_liquidity_match 1/3: daily-liquid proxy vs semi-liquid fund - vol/liquidity regimes differ</w:t>
+        <w:t>risk_liquidity_match 2/3: NAV-class series, members span more than one leverage regime</w:t>
       </w:r>
     </w:p>
     <w:p>
@@ -363,7 +363,7 @@
         <w:pStyle w:val="ListBullet"/>
       </w:pPr>
       <w:r>
-        <w:t>investability 2/2: investable, priced daily</w:t>
+        <w:t>investability 2/2: computable on held data (cohort composite from filings)</w:t>
       </w:r>
     </w:p>
     <w:p>
@@ -371,7 +371,7 @@
         <w:pStyle w:val="ListBullet"/>
       </w:pPr>
       <w:r>
-        <w:t>data_quality 2/2: daily series</w:t>
+        <w:t>data_quality 0/2: annual composite with only 2 overlapping fiscal year(s), fewer than 3</w:t>
       </w:r>
     </w:p>
     <w:p>
@@ -379,7 +379,7 @@
         <w:pStyle w:val="ListBullet"/>
       </w:pPr>
       <w:r>
-        <w:t>provider_independence 2/2: provider unaffiliated with the fund</w:t>
+        <w:t>provider_independence 2/2: provider unaffiliated with the fund (constructed (Tark cohort engine, leave-one-out))</w:t>
       </w:r>
     </w:p>
     <w:p>
@@ -440,7 +440,7 @@
           </w:tcPr>
           <w:p>
             <w:r>
-              <w:t>PME / Direct Alpha vs PSP</w:t>
+              <w:t>MSCI World investable proxy (URTH)</w:t>
             </w:r>
           </w:p>
         </w:tc>
@@ -460,7 +460,7 @@
           </w:tcPr>
           <w:p>
             <w:r>
-              <w:t>outranked: score 8/12 vs primary 9/12 and secondary 8/12 (only two slots). Retained in log as viable alternate</w:t>
+              <w:t>rejected: strategy gate (score 8/12 but strategy_match 1/3)</w:t>
             </w:r>
           </w:p>
         </w:tc>
@@ -493,38 +493,6 @@
           <w:p>
             <w:r>
               <w:t>outranked: score 7/12 vs primary 9/12 and secondary 8/12 (only two slots). Retained in log as viable alternate</w:t>
-            </w:r>
-          </w:p>
-        </w:tc>
-      </w:tr>
-      <w:tr>
-        <w:tc>
-          <w:tcPr>
-            <w:tcW w:type="dxa" w:w="3456"/>
-          </w:tcPr>
-          <w:p>
-            <w:r>
-              <w:t>Peer cohort: evergreen PE funds in universe</w:t>
-            </w:r>
-          </w:p>
-        </w:tc>
-        <w:tc>
-          <w:tcPr>
-            <w:tcW w:type="dxa" w:w="1152"/>
-          </w:tcPr>
-          <w:p>
-            <w:r>
-              <w:t>6/12</w:t>
-            </w:r>
-          </w:p>
-        </w:tc>
-        <w:tc>
-          <w:tcPr>
-            <w:tcW w:type="dxa" w:w="4752"/>
-          </w:tcPr>
-          <w:p>
-            <w:r>
-              <w:t>score 6/12 below primary threshold 7</w:t>
             </w:r>
           </w:p>
         </w:tc>

--- a/data/memos/kkr_kpec_decision_memo.docx
+++ b/data/memos/kkr_kpec_decision_memo.docx
@@ -276,7 +276,7 @@
     </w:p>
     <w:p>
       <w:r>
-        <w:t>Window 2023-09-01 to 2025-12-31: fund 12.94%/yr vs benchmark 18.36%/yr, KS-PME 0.8964, Direct Alpha -4.58%/yr. Disclosure: PME and alpha computed on appraisal-lagged NAVs are window-sensitive and can be smoothing-flattered. Conclusions should be read with the methodology's window-sensitivity analysis.</w:t>
+        <w:t>Window 2023-09-01 to 2025-12-31: fund 12.94%/yr vs benchmark 18.36%/yr, KS-PME 0.8964, Direct Alpha -4.58%/yr. Disclosure: PME and alpha computed on appraisal-lagged NAVs are window-sensitive and can be smoothing-flattered. Conclusions should be read with the methodology's window-sensitivity analysis. Low confidence: 2.33-year window, shorter than 3 years.</w:t>
       </w:r>
     </w:p>
     <w:p>
@@ -334,7 +334,7 @@
     </w:p>
     <w:p>
       <w:r>
-        <w:t>Window FY2024 to FY2025 (2 overlapping fiscal year(s) of 5 composite years): fund 13.95%/yr vs benchmark 13.61%/yr, KS-PME 1.0059, Direct Alpha 0.29%/yr. Disclosure: PME and alpha computed on appraisal-lagged NAVs are window-sensitive and can be smoothing-flattered. Conclusions should be read with the methodology's window-sensitivity analysis.</w:t>
+        <w:t>Window FY2024 to FY2025 (2 overlapping fiscal year(s) of 5 composite years): fund 13.95%/yr vs benchmark 13.61%/yr, KS-PME 1.0059, Direct Alpha 0.29%/yr. Disclosure: PME and alpha computed on appraisal-lagged NAVs are window-sensitive and can be smoothing-flattered. Conclusions should be read with the methodology's window-sensitivity analysis. Low confidence: 2-fiscal-year window, shorter than 3 years.</w:t>
       </w:r>
     </w:p>
     <w:p>

--- a/data/memos/kkr_kpec_decision_memo.docx
+++ b/data/memos/kkr_kpec_decision_memo.docx
@@ -513,7 +513,7 @@
     </w:p>
     <w:p>
       <w:r>
-        <w:t>Cohort placement (evergreen_pe, R4 phrasing): mgmt fee: 30th percentile of cohort (n=5), below the median of 1.4 | expense ratio (bases differ, see notes): 50th percentile of cohort (n=5), at the median of 3.19 | repurchase cap: 50th percentile of cohort (n=4), at the median of 5. Stats and per-member values in data/cohorts/evergreen_pe.json, membership rationales in data/facts.</w:t>
+        <w:t>Cohort placement (evergreen_pe, R4 phrasing): mgmt fee: 30th percentile of cohort (n=5), below the median of 1.4 | expense ratio (bases differ, see notes): 50th percentile of cohort (n=5), at the median of 3.19 | repurchase cap: 50th percentile of cohort (n=5), at the median of 5. Stats and per-member values in data/cohorts/evergreen_pe.json, membership rationales in data/facts.</w:t>
       </w:r>
     </w:p>
     <w:p>
